--- a/assets/exam-template.docx
+++ b/assets/exam-template.docx
@@ -36,7 +36,7 @@
           <w:sz w:val="26"/>
           <w:szCs w:val="26"/>
         </w:rPr>
-        <w:t xml:space="preserve">(ตัวอย่าง — แก้ไขเนื้อหาแล้วอัปโหลดในเมนู “จัดการข้อสอบ”)</w:t>
+        <w:t xml:space="preserve">(รองรับทั้งปรนัยและอัตนัย — แก้เนื้อหาแล้วอัปโหลดในเมนู “จัดการข้อสอบ”)</w:t>
       </w:r>
     </w:p>
     <w:p>
@@ -52,7 +52,7 @@
           <w:sz w:val="32"/>
           <w:szCs w:val="32"/>
         </w:rPr>
-        <w:t xml:space="preserve">วิธีพิมพ์ข้อสอบให้ระบบอ่านได้</w:t>
+        <w:t xml:space="preserve">รูปแบบข้อปรนัย (ตรวจอัตโนมัติ)</w:t>
       </w:r>
     </w:p>
     <w:p>
@@ -79,7 +79,7 @@
           <w:sz w:val="28"/>
           <w:szCs w:val="28"/>
         </w:rPr>
-        <w:t xml:space="preserve">แต่ละข้อขึ้นต้นด้วยเลขข้อตามด้วยจุด เช่น  1.  2.  3.  (พิมพ์ต่อกันไปจนครบทุกข้อ)</w:t>
+        <w:t xml:space="preserve">แต่ละข้อขึ้นต้นด้วยเลขข้อตามด้วยจุด เช่น  1.  2.  3.</w:t>
       </w:r>
     </w:p>
     <w:p>
@@ -106,7 +106,7 @@
           <w:sz w:val="28"/>
           <w:szCs w:val="28"/>
         </w:rPr>
-        <w:t xml:space="preserve">ตัวเลือกมี 4 ตัว พิมพ์ขึ้นบรรทัดใหม่ทีละตัว โดยขึ้นต้นด้วย  ก.  ข.  ค.  ง.  (หรือจะใช้ A. B. C. D. ก็ได้)</w:t>
+        <w:t xml:space="preserve">ตัวเลือก 4 ตัว ขึ้นบรรทัดใหม่ทีละตัว ขึ้นต้นด้วย  ก.  ข.  ค.  ง.  (หรือ A. B. C. D.)</w:t>
       </w:r>
     </w:p>
     <w:p>
@@ -133,7 +133,23 @@
           <w:sz w:val="28"/>
           <w:szCs w:val="28"/>
         </w:rPr>
-        <w:t xml:space="preserve">ใส่เฉลยไว้ใต้ตัวเลือกของแต่ละข้อ พิมพ์คำว่า  เฉลย:  แล้วตามด้วยตัวอักษรคำตอบ เช่น  เฉลย: ข</w:t>
+        <w:t xml:space="preserve">ใส่เฉลยใต้ตัวเลือก พิมพ์  เฉลย:  แล้วตามด้วยตัวอักษรคำตอบ เช่น  เฉลย: ข</w:t>
+      </w:r>
+    </w:p>
+    <w:p>
+      <w:pPr>
+        <w:spacing w:after="100" w:line="300"/>
+      </w:pPr>
+      <w:r>
+        <w:rPr>
+          <w:rFonts w:ascii="TH Sarabun New" w:cs="TH Sarabun New" w:eastAsia="TH Sarabun New" w:hAnsi="TH Sarabun New"/>
+          <w:b/>
+          <w:bCs/>
+          <w:color w:val="b45309"/>
+          <w:sz w:val="32"/>
+          <w:szCs w:val="32"/>
+        </w:rPr>
+        <w:t xml:space="preserve">รูปแบบข้ออัตนัย (ครูตรวจให้คะแนนเอง)</w:t>
       </w:r>
     </w:p>
     <w:p>
@@ -160,7 +176,7 @@
           <w:sz w:val="28"/>
           <w:szCs w:val="28"/>
         </w:rPr>
-        <w:t xml:space="preserve">คำถาม / ตัวเลือก / เฉลย  ต้องอยู่คนละบรรทัด (กด Enter ขึ้นบรรทัดใหม่ทุกครั้ง)</w:t>
+        <w:t xml:space="preserve">ขึ้นต้นข้อด้วยเครื่องหมาย  [อัตนัย]  ตามด้วยคำถาม (ระบบจะให้เป็นช่องพิมพ์ตอบ ไม่มีตัวเลือก)</w:t>
       </w:r>
     </w:p>
     <w:p>
@@ -187,7 +203,61 @@
           <w:sz w:val="28"/>
           <w:szCs w:val="28"/>
         </w:rPr>
-        <w:t xml:space="preserve">จำนวนข้อกี่ข้อก็ได้ (เช่น 40 ข้อ) — ระบบจะตรวจให้อัตโนมัติว่ามีตัวเลือกครบ 4 และมีเฉลยทุกข้อ</w:t>
+        <w:t xml:space="preserve">กำหนดคะแนนได้ เช่น  [อัตนัย 10]  = 10 คะแนน   ·   ถ้าไม่ใส่ = 1 คะแนน</w:t>
+      </w:r>
+    </w:p>
+    <w:p>
+      <w:pPr>
+        <w:spacing w:after="70" w:line="300"/>
+      </w:pPr>
+      <w:r>
+        <w:rPr>
+          <w:rFonts w:ascii="TH Sarabun New" w:cs="TH Sarabun New" w:eastAsia="TH Sarabun New" w:hAnsi="TH Sarabun New"/>
+          <w:b/>
+          <w:bCs/>
+          <w:color w:val="000000"/>
+          <w:sz w:val="30"/>
+          <w:szCs w:val="30"/>
+        </w:rPr>
+        <w:t xml:space="preserve">•  </w:t>
+      </w:r>
+      <w:r>
+        <w:rPr>
+          <w:rFonts w:ascii="TH Sarabun New" w:cs="TH Sarabun New" w:eastAsia="TH Sarabun New" w:hAnsi="TH Sarabun New"/>
+          <w:b w:val="false"/>
+          <w:bCs w:val="false"/>
+          <w:color w:val="000000"/>
+          <w:sz w:val="28"/>
+          <w:szCs w:val="28"/>
+        </w:rPr>
+        <w:t xml:space="preserve">เลือกความยาวช่องตอบ:  [อัตนัยสั้น 5]  (ช่องเล็ก)  หรือ  [อัตนัยยาว 10]  (ช่องใหญ่สำหรับเรียงความ)</w:t>
+      </w:r>
+    </w:p>
+    <w:p>
+      <w:pPr>
+        <w:spacing w:after="70" w:line="300"/>
+      </w:pPr>
+      <w:r>
+        <w:rPr>
+          <w:rFonts w:ascii="TH Sarabun New" w:cs="TH Sarabun New" w:eastAsia="TH Sarabun New" w:hAnsi="TH Sarabun New"/>
+          <w:b/>
+          <w:bCs/>
+          <w:color w:val="000000"/>
+          <w:sz w:val="30"/>
+          <w:szCs w:val="30"/>
+        </w:rPr>
+        <w:t xml:space="preserve">•  </w:t>
+      </w:r>
+      <w:r>
+        <w:rPr>
+          <w:rFonts w:ascii="TH Sarabun New" w:cs="TH Sarabun New" w:eastAsia="TH Sarabun New" w:hAnsi="TH Sarabun New"/>
+          <w:b w:val="false"/>
+          <w:bCs w:val="false"/>
+          <w:color w:val="000000"/>
+          <w:sz w:val="28"/>
+          <w:szCs w:val="28"/>
+        </w:rPr>
+        <w:t xml:space="preserve">จะใส่แนวคำตอบไว้ช่วยครูตรวจก็ได้ พิมพ์  แนวคำตอบ:  ใต้คำถาม (ไม่บังคับ)</w:t>
       </w:r>
     </w:p>
     <w:p>
@@ -203,7 +273,7 @@
           <w:sz w:val="26"/>
           <w:szCs w:val="26"/>
         </w:rPr>
-        <w:t xml:space="preserve">ตัวอย่างข้อสอบด้านล่างนี้อัปโหลดได้จริงทันที ลองใช้ทดสอบระบบก่อนได้</w:t>
+        <w:t xml:space="preserve">ตัวอย่างด้านล่างอัปโหลดได้จริงทันที (ปรนัย 5 ข้อ + อัตนัย 2 ข้อ)</w:t>
       </w:r>
     </w:p>
     <w:p>
@@ -220,23 +290,7 @@
           <w:sz w:val="24"/>
           <w:szCs w:val="24"/>
         </w:rPr>
-        <w:t xml:space="preserve">— — — — — — — — — — — — — — — — — — — — — — — — — — — —</w:t>
-      </w:r>
-    </w:p>
-    <w:p>
-      <w:pPr>
-        <w:spacing w:after="60" w:line="300"/>
-      </w:pPr>
-      <w:r>
-        <w:rPr>
-          <w:rFonts w:ascii="TH Sarabun New" w:cs="TH Sarabun New" w:eastAsia="TH Sarabun New" w:hAnsi="TH Sarabun New"/>
-          <w:b w:val="false"/>
-          <w:bCs w:val="false"/>
-          <w:color w:val="000000"/>
-          <w:sz w:val="28"/>
-          <w:szCs w:val="28"/>
-        </w:rPr>
-        <w:t xml:space="preserve">วิชา ................................................  ระดับชั้น ......................</w:t>
+        <w:t xml:space="preserve">— — — — — — — — — — — — — — — — — — — — — — — — —</w:t>
       </w:r>
     </w:p>
     <w:p>
@@ -246,13 +300,13 @@
       <w:r>
         <w:rPr>
           <w:rFonts w:ascii="TH Sarabun New" w:cs="TH Sarabun New" w:eastAsia="TH Sarabun New" w:hAnsi="TH Sarabun New"/>
-          <w:b/>
-          <w:bCs/>
-          <w:color w:val="000000"/>
-          <w:sz w:val="28"/>
-          <w:szCs w:val="28"/>
-        </w:rPr>
-        <w:t xml:space="preserve">ตอนที่ 1  ปรนัย (เลือกคำตอบที่ถูกต้องที่สุด)</w:t>
+          <w:b w:val="false"/>
+          <w:bCs w:val="false"/>
+          <w:color w:val="000000"/>
+          <w:sz w:val="28"/>
+          <w:szCs w:val="28"/>
+        </w:rPr>
+        <w:t xml:space="preserve">วิชา ....................................  ระดับชั้น ..............</w:t>
       </w:r>
     </w:p>
     <w:p>
@@ -733,6 +787,70 @@
           <w:szCs w:val="28"/>
         </w:rPr>
         <w:t xml:space="preserve">เฉลย: ค</w:t>
+      </w:r>
+    </w:p>
+    <w:p>
+      <w:pPr>
+        <w:spacing w:after="40" w:line="300"/>
+      </w:pPr>
+      <w:r>
+        <w:rPr>
+          <w:rFonts w:ascii="TH Sarabun New" w:cs="TH Sarabun New" w:eastAsia="TH Sarabun New" w:hAnsi="TH Sarabun New"/>
+          <w:b/>
+          <w:bCs/>
+          <w:color w:val="000000"/>
+          <w:sz w:val="30"/>
+          <w:szCs w:val="30"/>
+        </w:rPr>
+        <w:t xml:space="preserve">6. [อัตนัย 10] จงอธิบายหน้าที่ของหน่วยประมวลผลกลาง (CPU) มาพอเข้าใจ</w:t>
+      </w:r>
+    </w:p>
+    <w:p>
+      <w:pPr>
+        <w:spacing w:after="160" w:line="300"/>
+      </w:pPr>
+      <w:r>
+        <w:rPr>
+          <w:rFonts w:ascii="TH Sarabun New" w:cs="TH Sarabun New" w:eastAsia="TH Sarabun New" w:hAnsi="TH Sarabun New"/>
+          <w:b w:val="false"/>
+          <w:bCs w:val="false"/>
+          <w:color w:val="1a7f37"/>
+          <w:sz w:val="28"/>
+          <w:szCs w:val="28"/>
+        </w:rPr>
+        <w:t xml:space="preserve">แนวคำตอบ: CPU ทำหน้าที่ประมวลผลคำสั่งและควบคุมการทำงานของคอมพิวเตอร์</w:t>
+      </w:r>
+    </w:p>
+    <w:p>
+      <w:pPr>
+        <w:spacing w:after="40" w:line="300"/>
+      </w:pPr>
+      <w:r>
+        <w:rPr>
+          <w:rFonts w:ascii="TH Sarabun New" w:cs="TH Sarabun New" w:eastAsia="TH Sarabun New" w:hAnsi="TH Sarabun New"/>
+          <w:b/>
+          <w:bCs/>
+          <w:color w:val="000000"/>
+          <w:sz w:val="30"/>
+          <w:szCs w:val="30"/>
+        </w:rPr>
+        <w:t xml:space="preserve">7. [อัตนัยยาว 15] จงยกตัวอย่างการนำคอมพิวเตอร์ไปใช้ในชีวิตประจำวัน พร้อมอธิบายประโยชน์</w:t>
+      </w:r>
+    </w:p>
+    <w:p>
+      <w:pPr>
+        <w:spacing w:after="80" w:line="300"/>
+      </w:pPr>
+      <w:r>
+        <w:rPr>
+          <w:rFonts w:ascii="TH Sarabun New" w:cs="TH Sarabun New" w:eastAsia="TH Sarabun New" w:hAnsi="TH Sarabun New"/>
+          <w:b w:val="false"/>
+          <w:bCs w:val="false"/>
+          <w:color w:val="1a7f37"/>
+          <w:sz w:val="28"/>
+          <w:szCs w:val="28"/>
+        </w:rPr>
+        <w:t xml:space="preserve">แนวคำตอบ: (ครูพิจารณาตามความเหมาะสม)</w:t>
       </w:r>
     </w:p>
     <w:sectPr>
